--- a/policies/build/masters_hco/HCO.ROM.5_v2_master.docx
+++ b/policies/build/masters_hco/HCO.ROM.5_v2_master.docx
@@ -773,7 +773,7 @@
           <w:sz w:val="22"/>
           <w:szCs w:val="22"/>
         </w:rPr>
-        <w:t xml:space="preserve">Boundaries: do not copy SHCO equivalent-chapter wording. Do not overwrite HCO AAC, COP, MOM, PRE, IPC or PSQ policies. Spell out abbreviations on first use in training materials. OE counts/levels/asterisks stay with the official portal Standards PDF. Method notes come from the Guidebook Interpretation paragraphs (scanned PDF md5 2c4489ee98de4ae9b49cba168ea9f42a).</w:t>
+        <w:t xml:space="preserve">Boundaries: do not overwrite HCO AAC, COP, MOM, PRE, IPC or PSQ policies. Spell out abbreviations on first use in training materials. OE counts/levels/asterisks stay with the official portal Standards PDF. Method notes come from the Guidebook Interpretation paragraphs (scanned PDF md5 2c4489ee98de4ae9b49cba168ea9f42a).</w:t>
       </w:r>
     </w:p>
     <w:p>
@@ -839,7 +839,7 @@
           <w:sz w:val="22"/>
           <w:szCs w:val="22"/>
         </w:rPr>
-        <w:t xml:space="preserve">2. Do not skip: The organisation coordinates the functioning with departments and external agencies and monitors the progre...</w:t>
+        <w:t xml:space="preserve">2. Do not skip: The organisation coordinates the functioning with departments and external agencies and monitors the progress...</w:t>
       </w:r>
     </w:p>
     <w:p>
@@ -917,7 +917,7 @@
         <w:spacing w:after="100" w:before="220"/>
       </w:pPr>
       <w:r>
-        <w:t xml:space="preserve">5.1 The organisation has strategic and operational plans, including long-...</w:t>
+        <w:t xml:space="preserve">5.1 The organisation has strategic and operational plans, including...</w:t>
       </w:r>
     </w:p>
     <w:p>
@@ -962,7 +962,7 @@
         <w:spacing w:after="100" w:before="220"/>
       </w:pPr>
       <w:r>
-        <w:t xml:space="preserve">5.2 The organisation coordinates the functioning with departments and ext...</w:t>
+        <w:t xml:space="preserve">5.2 The organisation coordinates the functioning with departments and...</w:t>
       </w:r>
     </w:p>
     <w:p>
@@ -1097,7 +1097,7 @@
         <w:spacing w:after="100" w:before="220"/>
       </w:pPr>
       <w:r>
-        <w:t xml:space="preserve">5.5 The organisation documents the service standards that are measurable ...</w:t>
+        <w:t xml:space="preserve">5.5 The organisation documents the service standards that are measurable...</w:t>
       </w:r>
     </w:p>
     <w:p>
@@ -1212,6 +1212,20 @@
       </w:pPr>
       <w:r>
         <w:t xml:space="preserve">6. Governance and responsibility</w:t>
+      </w:r>
+    </w:p>
+    <w:p>
+      <w:pPr>
+        <w:spacing w:after="20" w:before="100"/>
+      </w:pPr>
+      <w:r>
+        <w:rPr>
+          <w:b/>
+          <w:bCs/>
+          <w:sz w:val="22"/>
+          <w:szCs w:val="22"/>
+        </w:rPr>
+        <w:t xml:space="preserve">Medical Superintendent</w:t>
       </w:r>
     </w:p>
     <w:p>
@@ -1228,7 +1242,7 @@
           <w:sz w:val="22"/>
           <w:szCs w:val="22"/>
         </w:rPr>
-        <w:t xml:space="preserve">Medical Superintendent</w:t>
+        <w:t xml:space="preserve">Accountable that ROM.5 is resourced and followed.</w:t>
       </w:r>
     </w:p>
     <w:p>
@@ -1245,7 +1259,21 @@
           <w:sz w:val="22"/>
           <w:szCs w:val="22"/>
         </w:rPr>
-        <w:t xml:space="preserve">Accountable that ROM.5 is resourced and followed.</w:t>
+        <w:t xml:space="preserve">Acts as the person heading the organisation unless «those responsible for governance» have appointed another leader.</w:t>
+      </w:r>
+    </w:p>
+    <w:p>
+      <w:pPr>
+        <w:spacing w:after="20" w:before="100"/>
+      </w:pPr>
+      <w:r>
+        <w:rPr>
+          <w:b/>
+          <w:bCs/>
+          <w:sz w:val="22"/>
+          <w:szCs w:val="22"/>
+        </w:rPr>
+        <w:t xml:space="preserve">Quality Coordinator</w:t>
       </w:r>
     </w:p>
     <w:p>
@@ -1262,7 +1290,21 @@
           <w:sz w:val="22"/>
           <w:szCs w:val="22"/>
         </w:rPr>
-        <w:t xml:space="preserve">Acts as the person heading the organisation unless «those responsible for governance» have appointed another leader.</w:t>
+        <w:t xml:space="preserve">Owns day-to-day implementation and records for this standard.</w:t>
+      </w:r>
+    </w:p>
+    <w:p>
+      <w:pPr>
+        <w:spacing w:after="20" w:before="100"/>
+      </w:pPr>
+      <w:r>
+        <w:rPr>
+          <w:b/>
+          <w:bCs/>
+          <w:sz w:val="22"/>
+          <w:szCs w:val="22"/>
+        </w:rPr>
+        <w:t xml:space="preserve">those responsible for governance</w:t>
       </w:r>
     </w:p>
     <w:p>
@@ -1279,6 +1321,20 @@
           <w:sz w:val="22"/>
           <w:szCs w:val="22"/>
         </w:rPr>
+        <w:t xml:space="preserve">Hold the duties ROM.1 assigns to the governing entity.</w:t>
+      </w:r>
+    </w:p>
+    <w:p>
+      <w:pPr>
+        <w:spacing w:after="20" w:before="100"/>
+      </w:pPr>
+      <w:r>
+        <w:rPr>
+          <w:b/>
+          <w:bCs/>
+          <w:sz w:val="22"/>
+          <w:szCs w:val="22"/>
+        </w:rPr>
         <w:t xml:space="preserve">Quality Coordinator</w:t>
       </w:r>
     </w:p>
@@ -1296,7 +1352,21 @@
           <w:sz w:val="22"/>
           <w:szCs w:val="22"/>
         </w:rPr>
-        <w:t xml:space="preserve">Owns day-to-day implementation and records for this standard.</w:t>
+        <w:t xml:space="preserve">Audits this policy «quarterly»; holds training acknowledgements; supports dashboards and committee reviews as this standard requires.</w:t>
+      </w:r>
+    </w:p>
+    <w:p>
+      <w:pPr>
+        <w:spacing w:after="20" w:before="100"/>
+      </w:pPr>
+      <w:r>
+        <w:rPr>
+          <w:b/>
+          <w:bCs/>
+          <w:sz w:val="22"/>
+          <w:szCs w:val="22"/>
+        </w:rPr>
+        <w:t xml:space="preserve">departmental leaders</w:t>
       </w:r>
     </w:p>
     <w:p>
@@ -1313,7 +1383,28 @@
           <w:sz w:val="22"/>
           <w:szCs w:val="22"/>
         </w:rPr>
-        <w:t xml:space="preserve">those responsible for governance</w:t>
+        <w:t xml:space="preserve">Run the department-level duties this standard names.</w:t>
+      </w:r>
+    </w:p>
+    <w:p>
+      <w:pPr>
+        <w:pStyle w:val="Heading1"/>
+        <w:spacing w:after="120" w:before="280"/>
+      </w:pPr>
+      <w:r>
+        <w:t xml:space="preserve">7. Quality monitoring (RCA → CAPA)</w:t>
+      </w:r>
+    </w:p>
+    <w:p>
+      <w:pPr>
+        <w:spacing w:after="140"/>
+      </w:pPr>
+      <w:r>
+        <w:rPr>
+          <w:sz w:val="22"/>
+          <w:szCs w:val="22"/>
+        </w:rPr>
+        <w:t xml:space="preserve">The Quality Coordinator audits this policy «quarterly». The audit reviews:</w:t>
       </w:r>
     </w:p>
     <w:p>
@@ -1330,7 +1421,7 @@
           <w:sz w:val="22"/>
           <w:szCs w:val="22"/>
         </w:rPr>
-        <w:t xml:space="preserve">Hold the duties ROM.1 assigns to the governing entity.</w:t>
+        <w:t xml:space="preserve">Records for a sample of this standard's objective elements, checked against the What-we-do steps.</w:t>
       </w:r>
     </w:p>
     <w:p>
@@ -1347,7 +1438,7 @@
           <w:sz w:val="22"/>
           <w:szCs w:val="22"/>
         </w:rPr>
-        <w:t xml:space="preserve">Quality Coordinator</w:t>
+        <w:t xml:space="preserve">Documentary evidence is on file for each asterisked objective element in the sample.</w:t>
       </w:r>
     </w:p>
     <w:p>
@@ -1364,142 +1455,19 @@
           <w:sz w:val="22"/>
           <w:szCs w:val="22"/>
         </w:rPr>
-        <w:t xml:space="preserve">Audits this policy «quarterly»; holds training acknowledgements; supports dashboards and committee reviews as this standard requires.</w:t>
-      </w:r>
-    </w:p>
-    <w:p>
-      <w:pPr>
-        <w:pStyle w:val="ListParagraph"/>
-        <w:numPr>
-          <w:ilvl w:val="0"/>
-          <w:numId w:val="1"/>
-        </w:numPr>
-        <w:spacing w:after="60"/>
-      </w:pPr>
-      <w:r>
-        <w:rPr>
-          <w:sz w:val="22"/>
-          <w:szCs w:val="22"/>
-        </w:rPr>
-        <w:t xml:space="preserve">departmental leaders</w:t>
-      </w:r>
-    </w:p>
-    <w:p>
-      <w:pPr>
-        <w:pStyle w:val="ListParagraph"/>
-        <w:numPr>
-          <w:ilvl w:val="0"/>
-          <w:numId w:val="1"/>
-        </w:numPr>
-        <w:spacing w:after="60"/>
-      </w:pPr>
-      <w:r>
-        <w:rPr>
-          <w:sz w:val="22"/>
-          <w:szCs w:val="22"/>
-        </w:rPr>
-        <w:t xml:space="preserve">Run the department-level duties this standard names.</w:t>
-      </w:r>
-    </w:p>
-    <w:p>
-      <w:pPr>
-        <w:pStyle w:val="Heading1"/>
-        <w:spacing w:after="120" w:before="280"/>
-      </w:pPr>
-      <w:r>
-        <w:t xml:space="preserve">7. Quality monitoring (RCA → CAPA)</w:t>
-      </w:r>
-    </w:p>
-    <w:p>
-      <w:pPr>
-        <w:spacing w:after="140"/>
-      </w:pPr>
-      <w:r>
-        <w:rPr>
-          <w:sz w:val="22"/>
-          <w:szCs w:val="22"/>
-        </w:rPr>
-        <w:t xml:space="preserve">The Quality Coordinator audits this policy «quarterly».</w:t>
-      </w:r>
-    </w:p>
-    <w:p>
-      <w:pPr>
-        <w:spacing w:after="140"/>
-      </w:pPr>
-      <w:r>
-        <w:rPr>
-          <w:sz w:val="22"/>
-          <w:szCs w:val="22"/>
-        </w:rPr>
-        <w:t xml:space="preserve">What is monitored each quarter:</w:t>
-      </w:r>
-    </w:p>
-    <w:p>
-      <w:pPr>
-        <w:pStyle w:val="ListParagraph"/>
-        <w:numPr>
-          <w:ilvl w:val="0"/>
-          <w:numId w:val="1"/>
-        </w:numPr>
-        <w:spacing w:after="60"/>
-      </w:pPr>
-      <w:r>
-        <w:rPr>
-          <w:sz w:val="22"/>
-          <w:szCs w:val="22"/>
-        </w:rPr>
-        <w:t xml:space="preserve">Sample of records for each OE ROM.5.a–f.</w:t>
-      </w:r>
-    </w:p>
-    <w:p>
-      <w:pPr>
-        <w:pStyle w:val="ListParagraph"/>
-        <w:numPr>
-          <w:ilvl w:val="0"/>
-          <w:numId w:val="1"/>
-        </w:numPr>
-        <w:spacing w:after="60"/>
-      </w:pPr>
-      <w:r>
-        <w:rPr>
-          <w:sz w:val="22"/>
-          <w:szCs w:val="22"/>
-        </w:rPr>
-        <w:t xml:space="preserve">Asterisked elements (bef) have document evidence as required.</w:t>
-      </w:r>
-    </w:p>
-    <w:p>
-      <w:pPr>
-        <w:pStyle w:val="ListParagraph"/>
-        <w:numPr>
-          <w:ilvl w:val="0"/>
-          <w:numId w:val="1"/>
-        </w:numPr>
-        <w:spacing w:after="60"/>
-      </w:pPr>
-      <w:r>
-        <w:rPr>
-          <w:sz w:val="22"/>
-          <w:szCs w:val="22"/>
-        </w:rPr>
-        <w:t xml:space="preserve">CORE elements (none) show no critical gaps in the sample.</w:t>
-      </w:r>
-    </w:p>
-    <w:p>
-      <w:pPr>
-        <w:pStyle w:val="ListParagraph"/>
-        <w:numPr>
-          <w:ilvl w:val="0"/>
-          <w:numId w:val="1"/>
-        </w:numPr>
-        <w:spacing w:after="60"/>
-      </w:pPr>
-      <w:r>
-        <w:rPr>
-          <w:sz w:val="22"/>
-          <w:szCs w:val="22"/>
-        </w:rPr>
         <w:t xml:space="preserve">Stop-work events (if any) are logged with outcome.</w:t>
+      </w:r>
+    </w:p>
+    <w:p>
+      <w:pPr>
+        <w:spacing w:after="140"/>
+      </w:pPr>
+      <w:r>
+        <w:rPr>
+          <w:sz w:val="22"/>
+          <w:szCs w:val="22"/>
+        </w:rPr>
+        <w:t xml:space="preserve">Root-cause analysis is required when a gap found in this audit remains open beyond «90 days».</w:t>
       </w:r>
     </w:p>
     <w:p>
@@ -3150,7 +3118,7 @@
           <w:sz w:val="22"/>
           <w:szCs w:val="22"/>
         </w:rPr>
-        <w:t xml:space="preserve">Records showing ROM.5.a was followed for sampled cases.</w:t>
+        <w:t xml:space="preserve">Strategic and operational plan documents naming owners and timeframes.</w:t>
       </w:r>
     </w:p>
     <w:p>
@@ -3167,7 +3135,7 @@
           <w:sz w:val="22"/>
           <w:szCs w:val="22"/>
         </w:rPr>
-        <w:t xml:space="preserve">Written guidance / protocol referenced for this element (where required).</w:t>
+        <w:t xml:space="preserve">Stakeholder-consultation record for plan development.</w:t>
       </w:r>
     </w:p>
     <w:p>
@@ -3184,7 +3152,7 @@
           <w:sz w:val="22"/>
           <w:szCs w:val="22"/>
         </w:rPr>
-        <w:t xml:space="preserve">Audit sample notes for ROM.5.a reviewed «quarterly».</w:t>
+        <w:t xml:space="preserve">Current approved plan set held by the Quality Coordinator and Medical Superintendent.</w:t>
       </w:r>
     </w:p>
     <w:p>
@@ -3210,7 +3178,7 @@
           <w:sz w:val="22"/>
           <w:szCs w:val="22"/>
         </w:rPr>
-        <w:t xml:space="preserve">Records showing ROM.5.b was followed for sampled cases.</w:t>
+        <w:t xml:space="preserve">Coordination minutes with departments and external agencies.</w:t>
       </w:r>
     </w:p>
     <w:p>
@@ -3227,7 +3195,7 @@
           <w:sz w:val="22"/>
           <w:szCs w:val="22"/>
         </w:rPr>
-        <w:t xml:space="preserve">Written guidance / protocol referenced for this element (where required).</w:t>
+        <w:t xml:space="preserve">Progress-tracking report against defined goals and objectives.</w:t>
       </w:r>
     </w:p>
     <w:p>
@@ -3244,7 +3212,16 @@
           <w:sz w:val="22"/>
           <w:szCs w:val="22"/>
         </w:rPr>
-        <w:t xml:space="preserve">Audit sample notes for ROM.5.b reviewed «quarterly».</w:t>
+        <w:t xml:space="preserve">Corrective-action record where progress lagged.</w:t>
+      </w:r>
+    </w:p>
+    <w:p>
+      <w:pPr>
+        <w:pStyle w:val="Heading2"/>
+        <w:spacing w:after="100" w:before="220"/>
+      </w:pPr>
+      <w:r>
+        <w:t xml:space="preserve">ROM.5.c — The organisation plans and budgets for its activities annually.</w:t>
       </w:r>
     </w:p>
     <w:p>
@@ -3261,16 +3238,7 @@
           <w:sz w:val="22"/>
           <w:szCs w:val="22"/>
         </w:rPr>
-        <w:t xml:space="preserve">Documented evidence specifically required by the asterisked objective element.</w:t>
-      </w:r>
-    </w:p>
-    <w:p>
-      <w:pPr>
-        <w:pStyle w:val="Heading2"/>
-        <w:spacing w:after="100" w:before="220"/>
-      </w:pPr>
-      <w:r>
-        <w:t xml:space="preserve">ROM.5.c — The organisation plans and budgets for its activities annually.</w:t>
+        <w:t xml:space="preserve">Annual operational plan linked to the strategic plan.</w:t>
       </w:r>
     </w:p>
     <w:p>
@@ -3287,7 +3255,7 @@
           <w:sz w:val="22"/>
           <w:szCs w:val="22"/>
         </w:rPr>
-        <w:t xml:space="preserve">Records showing ROM.5.c was followed for sampled cases.</w:t>
+        <w:t xml:space="preserve">Annual budget document.</w:t>
       </w:r>
     </w:p>
     <w:p>
@@ -3304,7 +3272,16 @@
           <w:sz w:val="22"/>
           <w:szCs w:val="22"/>
         </w:rPr>
-        <w:t xml:space="preserve">Written guidance / protocol referenced for this element (where required).</w:t>
+        <w:t xml:space="preserve">Governance approval record for the plan and budget (cross-reference ROM.1.c).</w:t>
+      </w:r>
+    </w:p>
+    <w:p>
+      <w:pPr>
+        <w:pStyle w:val="Heading2"/>
+        <w:spacing w:after="100" w:before="220"/>
+      </w:pPr>
+      <w:r>
+        <w:t xml:space="preserve">ROM.5.d — The functioning of committees is reviewed for their effectiveness.</w:t>
       </w:r>
     </w:p>
     <w:p>
@@ -3321,16 +3298,7 @@
           <w:sz w:val="22"/>
           <w:szCs w:val="22"/>
         </w:rPr>
-        <w:t xml:space="preserve">Audit sample notes for ROM.5.c reviewed «quarterly».</w:t>
-      </w:r>
-    </w:p>
-    <w:p>
-      <w:pPr>
-        <w:pStyle w:val="Heading2"/>
-        <w:spacing w:after="100" w:before="220"/>
-      </w:pPr>
-      <w:r>
-        <w:t xml:space="preserve">ROM.5.d — The functioning of committees is reviewed for their effectiveness.</w:t>
+        <w:t xml:space="preserve">Committee list with defined meeting frequency.</w:t>
       </w:r>
     </w:p>
     <w:p>
@@ -3347,7 +3315,7 @@
           <w:sz w:val="22"/>
           <w:szCs w:val="22"/>
         </w:rPr>
-        <w:t xml:space="preserve">Records showing ROM.5.d was followed for sampled cases.</w:t>
+        <w:t xml:space="preserve">Effectiveness-review report — whether each committee met, decided and closed actions.</w:t>
       </w:r>
     </w:p>
     <w:p>
@@ -3364,7 +3332,16 @@
           <w:sz w:val="22"/>
           <w:szCs w:val="22"/>
         </w:rPr>
-        <w:t xml:space="preserve">Written guidance / protocol referenced for this element (where required).</w:t>
+        <w:t xml:space="preserve">Action-item closure log.</w:t>
+      </w:r>
+    </w:p>
+    <w:p>
+      <w:pPr>
+        <w:pStyle w:val="Heading2"/>
+        <w:spacing w:after="100" w:before="220"/>
+      </w:pPr>
+      <w:r>
+        <w:t xml:space="preserve">ROM.5.e — The organisation documents the service standards that are measurable and monitors them.</w:t>
       </w:r>
     </w:p>
     <w:p>
@@ -3381,16 +3358,7 @@
           <w:sz w:val="22"/>
           <w:szCs w:val="22"/>
         </w:rPr>
-        <w:t xml:space="preserve">Audit sample notes for ROM.5.d reviewed «quarterly».</w:t>
-      </w:r>
-    </w:p>
-    <w:p>
-      <w:pPr>
-        <w:pStyle w:val="Heading2"/>
-        <w:spacing w:after="100" w:before="220"/>
-      </w:pPr>
-      <w:r>
-        <w:t xml:space="preserve">ROM.5.e — The organisation documents the service standards that are measurable and monitors them.</w:t>
+        <w:t xml:space="preserve">Documented measurable service-standard set (the measure and review interval) for selected services.</w:t>
       </w:r>
     </w:p>
     <w:p>
@@ -3407,7 +3375,7 @@
           <w:sz w:val="22"/>
           <w:szCs w:val="22"/>
         </w:rPr>
-        <w:t xml:space="preserve">Records showing ROM.5.e was followed for sampled cases.</w:t>
+        <w:t xml:space="preserve">Monitoring results log against each standard.</w:t>
       </w:r>
     </w:p>
     <w:p>
@@ -3424,7 +3392,16 @@
           <w:sz w:val="22"/>
           <w:szCs w:val="22"/>
         </w:rPr>
-        <w:t xml:space="preserve">Written guidance / protocol referenced for this element (where required).</w:t>
+        <w:t xml:space="preserve">Review record showing the standards were actually checked.</w:t>
+      </w:r>
+    </w:p>
+    <w:p>
+      <w:pPr>
+        <w:pStyle w:val="Heading2"/>
+        <w:spacing w:after="100" w:before="220"/>
+      </w:pPr>
+      <w:r>
+        <w:t xml:space="preserve">ROM.5.f — Systems and processes are in place for change management.</w:t>
       </w:r>
     </w:p>
     <w:p>
@@ -3441,7 +3418,7 @@
           <w:sz w:val="22"/>
           <w:szCs w:val="22"/>
         </w:rPr>
-        <w:t xml:space="preserve">Audit sample notes for ROM.5.e reviewed «quarterly».</w:t>
+        <w:t xml:space="preserve">Written change-management guidance: approval authority, staff communication method, continuity method.</w:t>
       </w:r>
     </w:p>
     <w:p>
@@ -3458,16 +3435,7 @@
           <w:sz w:val="22"/>
           <w:szCs w:val="22"/>
         </w:rPr>
-        <w:t xml:space="preserve">Documented evidence specifically required by the asterisked objective element.</w:t>
-      </w:r>
-    </w:p>
-    <w:p>
-      <w:pPr>
-        <w:pStyle w:val="Heading2"/>
-        <w:spacing w:after="100" w:before="220"/>
-      </w:pPr>
-      <w:r>
-        <w:t xml:space="preserve">ROM.5.f — Systems and processes are in place for change management.</w:t>
+        <w:t xml:space="preserve">A completed change record following that guidance.</w:t>
       </w:r>
     </w:p>
     <w:p>
@@ -3484,58 +3452,7 @@
           <w:sz w:val="22"/>
           <w:szCs w:val="22"/>
         </w:rPr>
-        <w:t xml:space="preserve">Records showing ROM.5.f was followed for sampled cases.</w:t>
-      </w:r>
-    </w:p>
-    <w:p>
-      <w:pPr>
-        <w:pStyle w:val="ListParagraph"/>
-        <w:numPr>
-          <w:ilvl w:val="0"/>
-          <w:numId w:val="1"/>
-        </w:numPr>
-        <w:spacing w:after="60"/>
-      </w:pPr>
-      <w:r>
-        <w:rPr>
-          <w:sz w:val="22"/>
-          <w:szCs w:val="22"/>
-        </w:rPr>
-        <w:t xml:space="preserve">Written guidance / protocol referenced for this element (where required).</w:t>
-      </w:r>
-    </w:p>
-    <w:p>
-      <w:pPr>
-        <w:pStyle w:val="ListParagraph"/>
-        <w:numPr>
-          <w:ilvl w:val="0"/>
-          <w:numId w:val="1"/>
-        </w:numPr>
-        <w:spacing w:after="60"/>
-      </w:pPr>
-      <w:r>
-        <w:rPr>
-          <w:sz w:val="22"/>
-          <w:szCs w:val="22"/>
-        </w:rPr>
-        <w:t xml:space="preserve">Audit sample notes for ROM.5.f reviewed «quarterly».</w:t>
-      </w:r>
-    </w:p>
-    <w:p>
-      <w:pPr>
-        <w:pStyle w:val="ListParagraph"/>
-        <w:numPr>
-          <w:ilvl w:val="0"/>
-          <w:numId w:val="1"/>
-        </w:numPr>
-        <w:spacing w:after="60"/>
-      </w:pPr>
-      <w:r>
-        <w:rPr>
-          <w:sz w:val="22"/>
-          <w:szCs w:val="22"/>
-        </w:rPr>
-        <w:t xml:space="preserve">Documented evidence specifically required by the asterisked objective element.</w:t>
+        <w:t xml:space="preserve">Service-continuity evidence for a change actually made.</w:t>
       </w:r>
     </w:p>
     <w:p>

--- a/policies/build/masters_hco/HCO.ROM.5_v2_master.docx
+++ b/policies/build/masters_hco/HCO.ROM.5_v2_master.docx
@@ -692,7 +692,7 @@
           <w:sz w:val="22"/>
           <w:szCs w:val="22"/>
         </w:rPr>
-        <w:t xml:space="preserve">It covers objective elements ROM.5.a–f (6 elements).</w:t>
+        <w:t xml:space="preserve">This policy covers all 6 requirements under this standard, listed in detail below.</w:t>
       </w:r>
     </w:p>
     <w:p>
@@ -716,7 +716,7 @@
           <w:sz w:val="22"/>
           <w:szCs w:val="22"/>
         </w:rPr>
-        <w:t xml:space="preserve">This policy owns ROM.5. Related AAC, COP, MOM, PRE, IPC and PSQ duties stay with those policies — cross-reference only. Other ROM standards stay with their own policies.</w:t>
+        <w:t xml:space="preserve">This policy covers professional functioning of the organisation specifically. Related duties — like patient assessment, clinical care, medication management, patient rights, infection control, or quality and safety monitoring — are covered in the hospital's other policies, not repeated here. Other ROM standards stay with their own policies.</w:t>
       </w:r>
     </w:p>
     <w:p>
@@ -761,19 +761,19 @@
           <w:sz w:val="22"/>
           <w:szCs w:val="22"/>
         </w:rPr>
-        <w:t xml:space="preserve">It covers 6 objective elements (ROM.5.a, ROM.5.b, ROM.5.c, ROM.5.d, ROM.5.e, ROM.5.f).</w:t>
-      </w:r>
-    </w:p>
-    <w:p>
-      <w:pPr>
-        <w:spacing w:after="140"/>
-      </w:pPr>
-      <w:r>
-        <w:rPr>
-          <w:sz w:val="22"/>
-          <w:szCs w:val="22"/>
-        </w:rPr>
-        <w:t xml:space="preserve">Boundaries: do not overwrite HCO AAC, COP, MOM, PRE, IPC or PSQ policies. Spell out abbreviations on first use in training materials. OE counts/levels/asterisks stay with the official portal Standards PDF. Method notes come from the Guidebook Interpretation paragraphs (scanned PDF md5 2c4489ee98de4ae9b49cba168ea9f42a).</w:t>
+        <w:t xml:space="preserve">This policy covers all 6 requirements under this standard, listed in detail below.</w:t>
+      </w:r>
+    </w:p>
+    <w:p>
+      <w:pPr>
+        <w:spacing w:after="140"/>
+      </w:pPr>
+      <w:r>
+        <w:rPr>
+          <w:sz w:val="22"/>
+          <w:szCs w:val="22"/>
+        </w:rPr>
+        <w:t xml:space="preserve">This policy covers professional functioning of the organisation specifically. Related duties — like patient assessment, clinical care, medication management, patient rights, infection control, or quality and safety monitoring — are covered in the hospital's other policies, not repeated here. Spell out abbreviations on first use in training materials. OE counts/levels/asterisks stay with the official portal Standards PDF. Method notes come from the Guidebook Interpretation paragraphs (scanned PDF md5 2c4489ee98de4ae9b49cba168ea9f42a).</w:t>
       </w:r>
     </w:p>
     <w:p>
